--- a/data/landing/legal/chinh-sach-doi-san-pham.docx
+++ b/data/landing/legal/chinh-sach-doi-san-pham.docx
@@ -2,6 +2,56 @@
 <file path=word/document.xml><?xml version="1.0" encoding="utf-8"?>
 <w:document xmlns:w="http://schemas.openxmlformats.org/wordprocessingml/2006/main">
   <w:body>
+    <w:p>
+      <w:r>
+        <w:t>---</w:t>
+      </w:r>
+    </w:p>
+    <w:p>
+      <w:r>
+        <w:t>doc_id: fpt-return-policy</w:t>
+      </w:r>
+    </w:p>
+    <w:p>
+      <w:r>
+        <w:t>title: Chính Sách Đổi Sản Phẩm Và Hoàn Tiền FPT Shop</w:t>
+      </w:r>
+    </w:p>
+    <w:p>
+      <w:r>
+        <w:t>customer_role: buyer</w:t>
+      </w:r>
+    </w:p>
+    <w:p>
+      <w:r>
+        <w:t>category: refund</w:t>
+      </w:r>
+    </w:p>
+    <w:p>
+      <w:r>
+        <w:t>language: vi</w:t>
+      </w:r>
+    </w:p>
+    <w:p>
+      <w:r>
+        <w:t>source_url: https://fptshop.com.vn/chinh-sach-doi-tra</w:t>
+      </w:r>
+    </w:p>
+    <w:p>
+      <w:r>
+        <w:t>retrieved_at: 2026-08-03</w:t>
+      </w:r>
+    </w:p>
+    <w:p>
+      <w:r>
+        <w:t>document_version: "2026"</w:t>
+      </w:r>
+    </w:p>
+    <w:p>
+      <w:r>
+        <w:t>---</w:t>
+      </w:r>
+    </w:p>
     <w:p>
       <w:pPr>
         <w:pStyle w:val="Heading1"/>
